--- a/rapports/2026-06-04/EQ7/EQ7_sup_v2/DR_013202030202/94-00-46-87.docx
+++ b/rapports/2026-06-04/EQ7/EQ7_sup_v2/DR_013202030202/94-00-46-87.docx
@@ -634,7 +634,7 @@
                 <w:color w:val="16A34A"/>
                 <w:sz w:val="16"/>
               </w:rPr>
-              <w:t>—</w:t>
+              <w:t>s01q25, s01q30, s04q23, s01q00b, s01q30_decode, s04q23_decode</w:t>
             </w:r>
           </w:p>
         </w:tc>
@@ -814,7 +814,7 @@
                 <w:color w:val="16A34A"/>
                 <w:sz w:val="16"/>
               </w:rPr>
-              <w:t>—</w:t>
+              <w:t>s01q32, s01q37, s04q23, s01q00b, s01q37_decode, s04q23_decode</w:t>
             </w:r>
           </w:p>
         </w:tc>
@@ -904,7 +904,7 @@
                 <w:color w:val="16A34A"/>
                 <w:sz w:val="16"/>
               </w:rPr>
-              <w:t>—</w:t>
+              <w:t>s01q25, s01q30, s04q23, s01q00b, s01q30_decode, s04q23_decode</w:t>
             </w:r>
           </w:p>
         </w:tc>
@@ -1084,7 +1084,7 @@
                 <w:color w:val="16A34A"/>
                 <w:sz w:val="16"/>
               </w:rPr>
-              <w:t>—</w:t>
+              <w:t>s01q32, s01q37, s04q23, s01q00b, s01q37_decode, s04q23_decode</w:t>
             </w:r>
           </w:p>
         </w:tc>
@@ -1174,7 +1174,7 @@
                 <w:color w:val="16A34A"/>
                 <w:sz w:val="16"/>
               </w:rPr>
-              <w:t>—</w:t>
+              <w:t>s01q25, s01q30, s04q23, s01q00b, s01q30_decode, s04q23_decode</w:t>
             </w:r>
           </w:p>
         </w:tc>
@@ -1354,7 +1354,7 @@
                 <w:color w:val="16A34A"/>
                 <w:sz w:val="16"/>
               </w:rPr>
-              <w:t>—</w:t>
+              <w:t>s01q32, s01q37, s04q23, s01q00b, s01q37_decode, s04q23_decode</w:t>
             </w:r>
           </w:p>
         </w:tc>
@@ -1444,7 +1444,7 @@
                 <w:color w:val="16A34A"/>
                 <w:sz w:val="16"/>
               </w:rPr>
-              <w:t>—</w:t>
+              <w:t>s01q25, s01q30, s04q23, s01q00b, s01q30_decode, s04q23_decode</w:t>
             </w:r>
           </w:p>
         </w:tc>
@@ -1624,7 +1624,7 @@
                 <w:color w:val="16A34A"/>
                 <w:sz w:val="16"/>
               </w:rPr>
-              <w:t>—</w:t>
+              <w:t>s01q32, s01q37, s04q23, s01q00b, s01q37_decode, s04q23_decode</w:t>
             </w:r>
           </w:p>
         </w:tc>
@@ -1714,7 +1714,7 @@
                 <w:color w:val="16A34A"/>
                 <w:sz w:val="16"/>
               </w:rPr>
-              <w:t>—</w:t>
+              <w:t>s01q25, s01q30, s04q23, s01q00b, s01q30_decode, s04q23_decode</w:t>
             </w:r>
           </w:p>
         </w:tc>
@@ -1894,7 +1894,7 @@
                 <w:color w:val="16A34A"/>
                 <w:sz w:val="16"/>
               </w:rPr>
-              <w:t>—</w:t>
+              <w:t>s01q32, s01q37, s04q23, s01q00b, s01q37_decode, s04q23_decode</w:t>
             </w:r>
           </w:p>
         </w:tc>
@@ -2074,7 +2074,7 @@
                 <w:color w:val="16A34A"/>
                 <w:sz w:val="16"/>
               </w:rPr>
-              <w:t>—</w:t>
+              <w:t>s01q25, s01q30, s04q23, s01q00b, s01q30_decode, s04q23_decode</w:t>
             </w:r>
           </w:p>
         </w:tc>
@@ -2254,7 +2254,7 @@
                 <w:color w:val="16A34A"/>
                 <w:sz w:val="16"/>
               </w:rPr>
-              <w:t>—</w:t>
+              <w:t>s01q32, s01q37, s04q23, s01q00b, s01q37_decode, s04q23_decode</w:t>
             </w:r>
           </w:p>
         </w:tc>
@@ -2434,7 +2434,7 @@
                 <w:color w:val="16A34A"/>
                 <w:sz w:val="16"/>
               </w:rPr>
-              <w:t>—</w:t>
+              <w:t>s01q25, s01q30, s04q23, s01q00b, s01q30_decode, s04q23_decode</w:t>
             </w:r>
           </w:p>
         </w:tc>
@@ -2614,7 +2614,7 @@
                 <w:color w:val="16A34A"/>
                 <w:sz w:val="16"/>
               </w:rPr>
-              <w:t>—</w:t>
+              <w:t>s01q32, s01q37, s04q23, s01q00b, s01q37_decode, s04q23_decode</w:t>
             </w:r>
           </w:p>
         </w:tc>
@@ -2704,7 +2704,7 @@
                 <w:color w:val="16A34A"/>
                 <w:sz w:val="16"/>
               </w:rPr>
-              <w:t>—</w:t>
+              <w:t>s02q33, s01q00b</w:t>
             </w:r>
           </w:p>
         </w:tc>
@@ -2794,7 +2794,7 @@
                 <w:color w:val="16A34A"/>
                 <w:sz w:val="16"/>
               </w:rPr>
-              <w:t>—</w:t>
+              <w:t>s02q33, s01q00b</w:t>
             </w:r>
           </w:p>
         </w:tc>
@@ -2974,7 +2974,7 @@
                 <w:color w:val="16A34A"/>
                 <w:sz w:val="16"/>
               </w:rPr>
-              <w:t>—</w:t>
+              <w:t>s01q03a, s01q03b, s01q03c, s01q06, s02q04, s04q35b, s01q00b, s04q35e_code</w:t>
             </w:r>
           </w:p>
         </w:tc>
@@ -3334,7 +3334,7 @@
                 <w:color w:val="16A34A"/>
                 <w:sz w:val="16"/>
               </w:rPr>
-              <w:t>—</w:t>
+              <w:t>s01q29, s01q31, s04q24, s00q04, s11q21, s09fq03, s09fq011</w:t>
             </w:r>
           </w:p>
         </w:tc>
@@ -4414,7 +4414,7 @@
                 <w:color w:val="16A34A"/>
                 <w:sz w:val="16"/>
               </w:rPr>
-              <w:t>—</w:t>
+              <w:t>s01q23, s01q00b, s01q23_autre</w:t>
             </w:r>
           </w:p>
         </w:tc>
@@ -4594,7 +4594,7 @@
                 <w:color w:val="16A34A"/>
                 <w:sz w:val="16"/>
               </w:rPr>
-              <w:t>—</w:t>
+              <w:t>s01q23, s01q00b, s01q23_autre</w:t>
             </w:r>
           </w:p>
         </w:tc>
@@ -4954,7 +4954,7 @@
                 <w:color w:val="16A34A"/>
                 <w:sz w:val="16"/>
               </w:rPr>
-              <w:t>—</w:t>
+              <w:t>s01q23, s01q00b, s01q23_autre</w:t>
             </w:r>
           </w:p>
         </w:tc>
@@ -5404,7 +5404,7 @@
                 <w:color w:val="16A34A"/>
                 <w:sz w:val="16"/>
               </w:rPr>
-              <w:t>—</w:t>
+              <w:t>s01q23, s01q00b, s01q23_autre</w:t>
             </w:r>
           </w:p>
         </w:tc>
@@ -5584,7 +5584,7 @@
                 <w:color w:val="16A34A"/>
                 <w:sz w:val="16"/>
               </w:rPr>
-              <w:t>—</w:t>
+              <w:t>s01q23, s01q00b, s01q23_autre</w:t>
             </w:r>
           </w:p>
         </w:tc>
@@ -5764,7 +5764,7 @@
                 <w:color w:val="16A34A"/>
                 <w:sz w:val="16"/>
               </w:rPr>
-              <w:t>—</w:t>
+              <w:t>s01q23, s01q00b, s01q23_autre</w:t>
             </w:r>
           </w:p>
         </w:tc>
@@ -5854,7 +5854,7 @@
                 <w:color w:val="16A34A"/>
                 <w:sz w:val="16"/>
               </w:rPr>
-              <w:t>—</w:t>
+              <w:t>s01q23, s01q00b, s01q23_autre</w:t>
             </w:r>
           </w:p>
         </w:tc>
@@ -5944,7 +5944,7 @@
                 <w:color w:val="16A34A"/>
                 <w:sz w:val="16"/>
               </w:rPr>
-              <w:t>—</w:t>
+              <w:t>s01q23, s01q00b, s01q23_autre</w:t>
             </w:r>
           </w:p>
         </w:tc>
@@ -6214,7 +6214,7 @@
                 <w:color w:val="16A34A"/>
                 <w:sz w:val="16"/>
               </w:rPr>
-              <w:t>—</w:t>
+              <w:t>s01q47__1, s01q47__2, s01q47__3, s01q47__4, s01q47__5, s01q47__6, s01q47__7, s02q15</w:t>
             </w:r>
           </w:p>
         </w:tc>
@@ -6304,7 +6304,7 @@
                 <w:color w:val="16A34A"/>
                 <w:sz w:val="16"/>
               </w:rPr>
-              <w:t>—</w:t>
+              <w:t>s01q23, s01q00b, s01q23_autre</w:t>
             </w:r>
           </w:p>
         </w:tc>
@@ -6394,7 +6394,7 @@
                 <w:color w:val="16A34A"/>
                 <w:sz w:val="16"/>
               </w:rPr>
-              <w:t>—</w:t>
+              <w:t>s01q23, s01q00b, s01q23_autre</w:t>
             </w:r>
           </w:p>
         </w:tc>
@@ -6664,7 +6664,7 @@
                 <w:color w:val="16A34A"/>
                 <w:sz w:val="16"/>
               </w:rPr>
-              <w:t>—</w:t>
+              <w:t>s00q10, s01q35, s01q36, s01q37, s02q04, s02q15, s03q31, s04q22</w:t>
             </w:r>
           </w:p>
         </w:tc>
@@ -6934,7 +6934,7 @@
                 <w:color w:val="16A34A"/>
                 <w:sz w:val="16"/>
               </w:rPr>
-              <w:t>—</w:t>
+              <w:t>s00q04, s01q41, s02q14, s01q00b</w:t>
             </w:r>
           </w:p>
         </w:tc>
@@ -7114,7 +7114,7 @@
                 <w:color w:val="16A34A"/>
                 <w:sz w:val="16"/>
               </w:rPr>
-              <w:t>—</w:t>
+              <w:t>s00q04, s01q41, s02q14, s01q00b</w:t>
             </w:r>
           </w:p>
         </w:tc>
@@ -7294,7 +7294,7 @@
                 <w:color w:val="16A34A"/>
                 <w:sz w:val="16"/>
               </w:rPr>
-              <w:t>—</w:t>
+              <w:t>s00q04, s01q41, s02q14, s01q00b</w:t>
             </w:r>
           </w:p>
         </w:tc>
@@ -7474,7 +7474,7 @@
                 <w:color w:val="16A34A"/>
                 <w:sz w:val="16"/>
               </w:rPr>
-              <w:t>—</w:t>
+              <w:t>s00q04, s01q41, s02q14, s01q00b</w:t>
             </w:r>
           </w:p>
         </w:tc>
@@ -7654,7 +7654,7 @@
                 <w:color w:val="16A34A"/>
                 <w:sz w:val="16"/>
               </w:rPr>
-              <w:t>—</w:t>
+              <w:t>s00q04, s01q41, s02q14, s01q00b</w:t>
             </w:r>
           </w:p>
         </w:tc>
@@ -7834,7 +7834,7 @@
                 <w:color w:val="16A34A"/>
                 <w:sz w:val="16"/>
               </w:rPr>
-              <w:t>—</w:t>
+              <w:t>s00q04, s01q41, s02q14, s01q00b</w:t>
             </w:r>
           </w:p>
         </w:tc>
@@ -8014,7 +8014,7 @@
                 <w:color w:val="16A34A"/>
                 <w:sz w:val="16"/>
               </w:rPr>
-              <w:t>—</w:t>
+              <w:t>s00q04, s01q41, s02q14, s01q00b</w:t>
             </w:r>
           </w:p>
         </w:tc>
@@ -8194,7 +8194,7 @@
                 <w:color w:val="16A34A"/>
                 <w:sz w:val="16"/>
               </w:rPr>
-              <w:t>—</w:t>
+              <w:t>s00q04, s01q41, s02q14, s01q00b</w:t>
             </w:r>
           </w:p>
         </w:tc>
@@ -8374,7 +8374,7 @@
                 <w:color w:val="16A34A"/>
                 <w:sz w:val="16"/>
               </w:rPr>
-              <w:t>—</w:t>
+              <w:t>s00q04, s01q41, s02q14, s01q00b</w:t>
             </w:r>
           </w:p>
         </w:tc>
@@ -8554,7 +8554,7 @@
                 <w:color w:val="16A34A"/>
                 <w:sz w:val="16"/>
               </w:rPr>
-              <w:t>—</w:t>
+              <w:t>s00q04, s01q41, s02q14, s01q00b</w:t>
             </w:r>
           </w:p>
         </w:tc>
@@ -10084,7 +10084,7 @@
                 <w:color w:val="16A34A"/>
                 <w:sz w:val="16"/>
               </w:rPr>
-              <w:t>—</w:t>
+              <w:t>s01q25, s01q29, s01q30, s04q46, s01q00b</w:t>
             </w:r>
           </w:p>
         </w:tc>
@@ -10174,7 +10174,7 @@
                 <w:color w:val="16A34A"/>
                 <w:sz w:val="16"/>
               </w:rPr>
-              <w:t>—</w:t>
+              <w:t>s01q25, s01q29, s01q30, s04q46, s01q00b</w:t>
             </w:r>
           </w:p>
         </w:tc>
@@ -10264,7 +10264,7 @@
                 <w:color w:val="16A34A"/>
                 <w:sz w:val="16"/>
               </w:rPr>
-              <w:t>—</w:t>
+              <w:t>s01q25, s01q29, s01q30, s04q46, s01q00b</w:t>
             </w:r>
           </w:p>
         </w:tc>
@@ -10354,7 +10354,7 @@
                 <w:color w:val="16A34A"/>
                 <w:sz w:val="16"/>
               </w:rPr>
-              <w:t>—</w:t>
+              <w:t>s01q25, s01q29, s01q30, s04q46, s01q00b</w:t>
             </w:r>
           </w:p>
         </w:tc>
@@ -10444,7 +10444,7 @@
                 <w:color w:val="16A34A"/>
                 <w:sz w:val="16"/>
               </w:rPr>
-              <w:t>—</w:t>
+              <w:t>s01q25, s01q29, s01q30, s04q46, s01q00b</w:t>
             </w:r>
           </w:p>
         </w:tc>
@@ -10624,7 +10624,7 @@
                 <w:color w:val="16A34A"/>
                 <w:sz w:val="16"/>
               </w:rPr>
-              <w:t>—</w:t>
+              <w:t>s01q25, s01q29, s01q30, s04q46, s01q00b</w:t>
             </w:r>
           </w:p>
         </w:tc>
@@ -10714,7 +10714,7 @@
                 <w:color w:val="16A34A"/>
                 <w:sz w:val="16"/>
               </w:rPr>
-              <w:t>—</w:t>
+              <w:t>s01q25, s01q29, s01q30, s04q46, s01q00b</w:t>
             </w:r>
           </w:p>
         </w:tc>
@@ -10804,7 +10804,7 @@
                 <w:color w:val="16A34A"/>
                 <w:sz w:val="16"/>
               </w:rPr>
-              <w:t>—</w:t>
+              <w:t>s01q25, s01q29, s01q30, s04q46, s01q00b</w:t>
             </w:r>
           </w:p>
         </w:tc>
@@ -10984,7 +10984,7 @@
                 <w:color w:val="16A34A"/>
                 <w:sz w:val="16"/>
               </w:rPr>
-              <w:t>—</w:t>
+              <w:t>s01q25, s01q29, s01q30, s04q46, s01q00b</w:t>
             </w:r>
           </w:p>
         </w:tc>
@@ -11074,7 +11074,7 @@
                 <w:color w:val="16A34A"/>
                 <w:sz w:val="16"/>
               </w:rPr>
-              <w:t>—</w:t>
+              <w:t>s01q25, s01q29, s01q30, s04q46, s01q00b</w:t>
             </w:r>
           </w:p>
         </w:tc>
@@ -11254,7 +11254,7 @@
                 <w:color w:val="16A34A"/>
                 <w:sz w:val="16"/>
               </w:rPr>
-              <w:t>—</w:t>
+              <w:t>s01q25, s01q29, s01q30, s04q46, s01q00b</w:t>
             </w:r>
           </w:p>
         </w:tc>
@@ -11524,7 +11524,7 @@
                 <w:color w:val="16A34A"/>
                 <w:sz w:val="16"/>
               </w:rPr>
-              <w:t>—</w:t>
+              <w:t>s01q25, s01q29, s01q30, s04q46, s01q00b</w:t>
             </w:r>
           </w:p>
         </w:tc>
@@ -11884,7 +11884,7 @@
                 <w:color w:val="16A34A"/>
                 <w:sz w:val="16"/>
               </w:rPr>
-              <w:t>—</w:t>
+              <w:t>s01q25, s01q29, s01q30, s04q46, s01q00b</w:t>
             </w:r>
           </w:p>
         </w:tc>
@@ -12064,7 +12064,7 @@
                 <w:color w:val="16A34A"/>
                 <w:sz w:val="16"/>
               </w:rPr>
-              <w:t>—</w:t>
+              <w:t>s01q25, s01q29, s01q30, s04q46, s01q00b</w:t>
             </w:r>
           </w:p>
         </w:tc>
@@ -12244,7 +12244,7 @@
                 <w:color w:val="16A34A"/>
                 <w:sz w:val="16"/>
               </w:rPr>
-              <w:t>—</w:t>
+              <w:t>s01q25, s01q29, s01q30, s04q46, s01q00b</w:t>
             </w:r>
           </w:p>
         </w:tc>
@@ -12424,7 +12424,7 @@
                 <w:color w:val="16A34A"/>
                 <w:sz w:val="16"/>
               </w:rPr>
-              <w:t>—</w:t>
+              <w:t>s01q25, s01q29, s01q30, s04q46, s01q00b</w:t>
             </w:r>
           </w:p>
         </w:tc>
@@ -12604,7 +12604,7 @@
                 <w:color w:val="16A34A"/>
                 <w:sz w:val="16"/>
               </w:rPr>
-              <w:t>—</w:t>
+              <w:t>s01q25, s01q29, s01q30, s04q46, s01q00b</w:t>
             </w:r>
           </w:p>
         </w:tc>
@@ -12784,7 +12784,7 @@
                 <w:color w:val="16A34A"/>
                 <w:sz w:val="16"/>
               </w:rPr>
-              <w:t>—</w:t>
+              <w:t>s01q25, s01q29, s01q30, s04q46, s01q00b</w:t>
             </w:r>
           </w:p>
         </w:tc>
@@ -12964,7 +12964,7 @@
                 <w:color w:val="16A34A"/>
                 <w:sz w:val="16"/>
               </w:rPr>
-              <w:t>—</w:t>
+              <w:t>s01q25, s01q29, s01q30, s04q46, s01q00b</w:t>
             </w:r>
           </w:p>
         </w:tc>
@@ -13144,7 +13144,7 @@
                 <w:color w:val="16A34A"/>
                 <w:sz w:val="16"/>
               </w:rPr>
-              <w:t>—</w:t>
+              <w:t>s01q25, s01q29, s01q30, s04q46, s01q00b</w:t>
             </w:r>
           </w:p>
         </w:tc>
@@ -13324,7 +13324,7 @@
                 <w:color w:val="16A34A"/>
                 <w:sz w:val="16"/>
               </w:rPr>
-              <w:t>—</w:t>
+              <w:t>s01q25, s01q29, s01q30, s04q46, s01q00b</w:t>
             </w:r>
           </w:p>
         </w:tc>
@@ -13684,7 +13684,7 @@
                 <w:color w:val="16A34A"/>
                 <w:sz w:val="16"/>
               </w:rPr>
-              <w:t>—</w:t>
+              <w:t>s01q25, s01q29, s01q30, s04q46, s01q00b</w:t>
             </w:r>
           </w:p>
         </w:tc>
@@ -13864,7 +13864,7 @@
                 <w:color w:val="16A34A"/>
                 <w:sz w:val="16"/>
               </w:rPr>
-              <w:t>—</w:t>
+              <w:t>s01q25, s01q29, s01q30, s04q46, s01q00b</w:t>
             </w:r>
           </w:p>
         </w:tc>
@@ -13954,7 +13954,7 @@
                 <w:color w:val="16A34A"/>
                 <w:sz w:val="16"/>
               </w:rPr>
-              <w:t>—</w:t>
+              <w:t>s01q25, s01q29, s01q30, s04q46, s01q00b</w:t>
             </w:r>
           </w:p>
         </w:tc>
@@ -14044,7 +14044,7 @@
                 <w:color w:val="16A34A"/>
                 <w:sz w:val="16"/>
               </w:rPr>
-              <w:t>—</w:t>
+              <w:t>s01q25, s01q29, s01q30, s04q46, s01q00b</w:t>
             </w:r>
           </w:p>
         </w:tc>
@@ -14134,7 +14134,7 @@
                 <w:color w:val="16A34A"/>
                 <w:sz w:val="16"/>
               </w:rPr>
-              <w:t>—</w:t>
+              <w:t>s01q25, s01q29, s01q30, s04q46, s01q00b</w:t>
             </w:r>
           </w:p>
         </w:tc>
@@ -14224,7 +14224,7 @@
                 <w:color w:val="16A34A"/>
                 <w:sz w:val="16"/>
               </w:rPr>
-              <w:t>—</w:t>
+              <w:t>s01q25, s01q29, s01q30, s04q46, s01q00b</w:t>
             </w:r>
           </w:p>
         </w:tc>
@@ -14314,7 +14314,7 @@
                 <w:color w:val="16A34A"/>
                 <w:sz w:val="16"/>
               </w:rPr>
-              <w:t>—</w:t>
+              <w:t>s01q25, s01q29, s01q30, s04q46, s01q00b</w:t>
             </w:r>
           </w:p>
         </w:tc>
@@ -14404,7 +14404,7 @@
                 <w:color w:val="16A34A"/>
                 <w:sz w:val="16"/>
               </w:rPr>
-              <w:t>—</w:t>
+              <w:t>s01q25, s01q29, s01q30, s04q46, s01q00b</w:t>
             </w:r>
           </w:p>
         </w:tc>
@@ -14494,7 +14494,7 @@
                 <w:color w:val="16A34A"/>
                 <w:sz w:val="16"/>
               </w:rPr>
-              <w:t>—</w:t>
+              <w:t>s01q25, s01q29, s01q30, s04q46, s01q00b</w:t>
             </w:r>
           </w:p>
         </w:tc>
@@ -14674,7 +14674,7 @@
                 <w:color w:val="16A34A"/>
                 <w:sz w:val="16"/>
               </w:rPr>
-              <w:t>—</w:t>
+              <w:t>s01q25, s01q29, s01q30, s04q46, s01q00b</w:t>
             </w:r>
           </w:p>
         </w:tc>
@@ -14764,7 +14764,7 @@
                 <w:color w:val="16A34A"/>
                 <w:sz w:val="16"/>
               </w:rPr>
-              <w:t>—</w:t>
+              <w:t>s01q25, s01q29, s01q30, s04q46, s01q00b</w:t>
             </w:r>
           </w:p>
         </w:tc>
@@ -14854,7 +14854,7 @@
                 <w:color w:val="16A34A"/>
                 <w:sz w:val="16"/>
               </w:rPr>
-              <w:t>—</w:t>
+              <w:t>s01q25, s01q29, s01q30, s04q46, s01q00b</w:t>
             </w:r>
           </w:p>
         </w:tc>
@@ -15034,7 +15034,7 @@
                 <w:color w:val="16A34A"/>
                 <w:sz w:val="16"/>
               </w:rPr>
-              <w:t>—</w:t>
+              <w:t>s01q25, s01q29, s01q30, s04q46, s01q00b</w:t>
             </w:r>
           </w:p>
         </w:tc>
@@ -15124,7 +15124,7 @@
                 <w:color w:val="16A34A"/>
                 <w:sz w:val="16"/>
               </w:rPr>
-              <w:t>—</w:t>
+              <w:t>s01q25, s01q29, s01q30, s04q46, s01q00b</w:t>
             </w:r>
           </w:p>
         </w:tc>
@@ -15214,7 +15214,7 @@
                 <w:color w:val="16A34A"/>
                 <w:sz w:val="16"/>
               </w:rPr>
-              <w:t>—</w:t>
+              <w:t>s01q25, s01q29, s01q30, s04q46, s01q00b</w:t>
             </w:r>
           </w:p>
         </w:tc>
@@ -15304,7 +15304,7 @@
                 <w:color w:val="16A34A"/>
                 <w:sz w:val="16"/>
               </w:rPr>
-              <w:t>—</w:t>
+              <w:t>s01q25, s01q29, s01q30, s04q46, s01q00b</w:t>
             </w:r>
           </w:p>
         </w:tc>
@@ -15394,7 +15394,7 @@
                 <w:color w:val="16A34A"/>
                 <w:sz w:val="16"/>
               </w:rPr>
-              <w:t>—</w:t>
+              <w:t>s00q07a, s00q08, s00q10, s00q13_0, s00q15_0, s00q17_0, s00q23a, s00q23b</w:t>
             </w:r>
           </w:p>
         </w:tc>
@@ -15484,7 +15484,7 @@
                 <w:color w:val="16A34A"/>
                 <w:sz w:val="16"/>
               </w:rPr>
-              <w:t>—</w:t>
+              <w:t>s01q25, s01q29, s01q30, s04q46, s01q00b</w:t>
             </w:r>
           </w:p>
         </w:tc>
@@ -15574,7 +15574,7 @@
                 <w:color w:val="16A34A"/>
                 <w:sz w:val="16"/>
               </w:rPr>
-              <w:t>—</w:t>
+              <w:t>s00q07a, s00q08, s00q10, s00q13_0, s00q15_0, s00q17_0, s00q23a, s00q23b</w:t>
             </w:r>
           </w:p>
         </w:tc>
@@ -15934,7 +15934,7 @@
                 <w:color w:val="16A34A"/>
                 <w:sz w:val="16"/>
               </w:rPr>
-              <w:t>—</w:t>
+              <w:t>s01q25, s01q29, s01q30, s04q46, s01q00b</w:t>
             </w:r>
           </w:p>
         </w:tc>
@@ -16024,7 +16024,7 @@
                 <w:color w:val="16A34A"/>
                 <w:sz w:val="16"/>
               </w:rPr>
-              <w:t>—</w:t>
+              <w:t>s01q25, s01q29, s01q30, s04q46, s01q00b</w:t>
             </w:r>
           </w:p>
         </w:tc>
@@ -16114,7 +16114,7 @@
                 <w:color w:val="16A34A"/>
                 <w:sz w:val="16"/>
               </w:rPr>
-              <w:t>—</w:t>
+              <w:t>s01q25, s01q29, s01q30, s04q46, s01q00b</w:t>
             </w:r>
           </w:p>
         </w:tc>
@@ -16204,7 +16204,7 @@
                 <w:color w:val="16A34A"/>
                 <w:sz w:val="16"/>
               </w:rPr>
-              <w:t>—</w:t>
+              <w:t>s01q25, s01q29, s01q30, s04q46, s01q00b</w:t>
             </w:r>
           </w:p>
         </w:tc>
@@ -16294,7 +16294,7 @@
                 <w:color w:val="16A34A"/>
                 <w:sz w:val="16"/>
               </w:rPr>
-              <w:t>—</w:t>
+              <w:t>s01q25, s01q29, s01q30, s04q46, s01q00b</w:t>
             </w:r>
           </w:p>
         </w:tc>
@@ -16384,7 +16384,7 @@
                 <w:color w:val="16A34A"/>
                 <w:sz w:val="16"/>
               </w:rPr>
-              <w:t>—</w:t>
+              <w:t>s01q25, s01q29, s01q30, s04q46, s01q00b</w:t>
             </w:r>
           </w:p>
         </w:tc>
@@ -16474,7 +16474,7 @@
                 <w:color w:val="16A34A"/>
                 <w:sz w:val="16"/>
               </w:rPr>
-              <w:t>—</w:t>
+              <w:t>s01q25, s01q29, s01q30, s04q46, s01q00b</w:t>
             </w:r>
           </w:p>
         </w:tc>
@@ -16564,7 +16564,7 @@
                 <w:color w:val="16A34A"/>
                 <w:sz w:val="16"/>
               </w:rPr>
-              <w:t>—</w:t>
+              <w:t>s01q25, s01q29, s01q30, s04q46, s01q00b</w:t>
             </w:r>
           </w:p>
         </w:tc>
@@ -16654,7 +16654,7 @@
                 <w:color w:val="16A34A"/>
                 <w:sz w:val="16"/>
               </w:rPr>
-              <w:t>—</w:t>
+              <w:t>s01q25, s01q29, s01q30, s04q46, s01q00b</w:t>
             </w:r>
           </w:p>
         </w:tc>
@@ -16744,7 +16744,7 @@
                 <w:color w:val="16A34A"/>
                 <w:sz w:val="16"/>
               </w:rPr>
-              <w:t>—</w:t>
+              <w:t>s00q07a, s00q08, s00q10, s00q13_0, s00q15_0, s00q17_0, s00q23a, s00q23b</w:t>
             </w:r>
           </w:p>
         </w:tc>
@@ -16834,7 +16834,7 @@
                 <w:color w:val="16A34A"/>
                 <w:sz w:val="16"/>
               </w:rPr>
-              <w:t>—</w:t>
+              <w:t>s00q27, s01q00a, s01q12, s01q13, s02q04, s03q11, s03q12, s01q01</w:t>
             </w:r>
           </w:p>
         </w:tc>
@@ -16924,7 +16924,7 @@
                 <w:color w:val="16A34A"/>
                 <w:sz w:val="16"/>
               </w:rPr>
-              <w:t>—</w:t>
+              <w:t>s01q25, s01q29, s01q30, s04q46, s01q00b</w:t>
             </w:r>
           </w:p>
         </w:tc>
@@ -17014,7 +17014,7 @@
                 <w:color w:val="16A34A"/>
                 <w:sz w:val="16"/>
               </w:rPr>
-              <w:t>—</w:t>
+              <w:t>s01q25, s01q29, s01q30, s04q46, s01q00b</w:t>
             </w:r>
           </w:p>
         </w:tc>
@@ -17104,7 +17104,7 @@
                 <w:color w:val="16A34A"/>
                 <w:sz w:val="16"/>
               </w:rPr>
-              <w:t>—</w:t>
+              <w:t>s01q25, s01q29, s01q30, s04q46, s01q00b</w:t>
             </w:r>
           </w:p>
         </w:tc>
@@ -17194,7 +17194,7 @@
                 <w:color w:val="16A34A"/>
                 <w:sz w:val="16"/>
               </w:rPr>
-              <w:t>—</w:t>
+              <w:t>s01q47__7, s02q24, s04q49, s01q00b</w:t>
             </w:r>
           </w:p>
         </w:tc>
@@ -17284,7 +17284,7 @@
                 <w:color w:val="16A34A"/>
                 <w:sz w:val="16"/>
               </w:rPr>
-              <w:t>—</w:t>
+              <w:t>s01q23, s02q23, s03q55, s04q51, s01q00b</w:t>
             </w:r>
           </w:p>
         </w:tc>
@@ -17374,7 +17374,7 @@
                 <w:color w:val="16A34A"/>
                 <w:sz w:val="16"/>
               </w:rPr>
-              <w:t>—</w:t>
+              <w:t>s01q23, s02q23, s03q55, s04q51, s04q67, s06q19, s06q20, s06q22a</w:t>
             </w:r>
           </w:p>
         </w:tc>
